--- a/Отчет.docx
+++ b/Отчет.docx
@@ -606,6 +606,7 @@
     <w:p>
       <w:pPr>
         <w:pStyle w:val="ac"/>
+        <w:jc w:val="center"/>
       </w:pPr>
       <w:bookmarkStart w:id="1" w:name="_Toc230924950"/>
       <w:r>
@@ -619,8 +620,7 @@
     </w:p>
     <w:p>
       <w:pPr>
-        <w:pStyle w:val="ae"/>
-        <w:ind w:firstLine="708"/>
+        <w:pStyle w:val="af0"/>
       </w:pPr>
       <w:bookmarkStart w:id="2" w:name="_Toc230923190"/>
       <w:bookmarkStart w:id="3" w:name="_Toc230924889"/>
@@ -672,7 +672,6 @@
     <w:p>
       <w:pPr>
         <w:pStyle w:val="af0"/>
-        <w:ind w:firstLine="705"/>
       </w:pPr>
       <w:bookmarkStart w:id="8" w:name="_Toc230923192"/>
       <w:bookmarkStart w:id="9" w:name="_Toc230924891"/>
@@ -816,7 +815,10 @@
         <w:t>В</w:t>
       </w:r>
       <w:r>
-        <w:t xml:space="preserve"> данном курсовом проекте является разработка приложения.</w:t>
+        <w:t xml:space="preserve"> данном курсовом проекте является разработка приложения</w:t>
+      </w:r>
+      <w:r>
+        <w:t>.</w:t>
       </w:r>
     </w:p>
     <w:p>
@@ -895,9 +897,6 @@
       </w:r>
     </w:p>
     <w:p>
-      <w:r>
-        <w:tab/>
-      </w:r>
       <w:bookmarkStart w:id="20" w:name="_Toc230923196"/>
       <w:bookmarkStart w:id="21" w:name="_Toc230924895"/>
       <w:bookmarkStart w:id="22" w:name="_Toc230924957"/>
@@ -965,9 +964,6 @@
       <w:pPr>
         <w:pStyle w:val="af0"/>
       </w:pPr>
-      <w:r>
-        <w:tab/>
-      </w:r>
       <w:bookmarkStart w:id="27" w:name="_Toc230924960"/>
       <w:r>
         <w:t>1.1 Анализ предметной области</w:t>
@@ -1017,9 +1013,6 @@
       <w:pPr>
         <w:pStyle w:val="af0"/>
       </w:pPr>
-      <w:r>
-        <w:tab/>
-      </w:r>
       <w:bookmarkStart w:id="28" w:name="_Toc230924961"/>
       <w:r>
         <w:t>1.2 Анализ аналогов разрабатываемого решения</w:t>
@@ -1028,7 +1021,6 @@
     </w:p>
     <w:p>
       <w:r>
-        <w:tab/>
         <w:t>На данный момент на рынке есть множество продуктов, которые позволяют создавать и отслеживать задачи, например:</w:t>
       </w:r>
     </w:p>
@@ -1040,28 +1032,17 @@
         </w:rPr>
       </w:pPr>
       <w:r>
-        <w:tab/>
-      </w:r>
-      <w:r>
         <w:rPr>
           <w:b/>
           <w:bCs/>
-        </w:rPr>
-        <w:t xml:space="preserve">1.2.1 </w:t>
+          <w:lang w:val="en-US"/>
+        </w:rPr>
+        <w:t>Linear</w:t>
       </w:r>
       <w:r>
         <w:rPr>
           <w:b/>
           <w:bCs/>
-          <w:lang w:val="en-US"/>
-        </w:rPr>
-        <w:t>Linear</w:t>
-      </w:r>
-      <w:r>
-        <w:rPr>
-          <w:b/>
-          <w:bCs/>
-          <w:lang w:val="en-US"/>
         </w:rPr>
         <w:t>: [2]</w:t>
       </w:r>
@@ -1073,13 +1054,6 @@
         </w:rPr>
       </w:pPr>
       <w:r>
-        <w:rPr>
-          <w:b/>
-          <w:bCs/>
-        </w:rPr>
-        <w:tab/>
-      </w:r>
-      <w:r>
         <w:t xml:space="preserve">На данный момент является популярным выбором </w:t>
       </w:r>
       <w:r>
@@ -1124,6 +1098,9 @@
     </w:p>
     <w:p>
       <w:r>
+        <w:rPr>
+          <w:noProof/>
+        </w:rPr>
         <w:drawing>
           <wp:inline distT="0" distB="0" distL="0" distR="0" wp14:anchorId="7316EAA3" wp14:editId="1CAA36C5">
             <wp:extent cx="6120130" cy="3361055"/>
@@ -1164,26 +1141,17 @@
     <w:p>
       <w:pPr>
         <w:pStyle w:val="afe"/>
-        <w:rPr>
-          <w:lang w:val="en-US"/>
-        </w:rPr>
       </w:pPr>
       <w:r>
         <w:t>Рисунок</w:t>
       </w:r>
       <w:r>
-        <w:rPr>
-          <w:lang w:val="en-US"/>
-        </w:rPr>
         <w:t xml:space="preserve"> 1.1 – </w:t>
       </w:r>
       <w:r>
         <w:t>интерфейс</w:t>
       </w:r>
       <w:r>
-        <w:rPr>
-          <w:lang w:val="en-US"/>
-        </w:rPr>
         <w:t xml:space="preserve"> </w:t>
       </w:r>
       <w:r>
@@ -1198,68 +1166,43 @@
         <w:rPr>
           <w:b/>
           <w:bCs/>
-          <w:lang w:val="en-US"/>
-        </w:rPr>
-      </w:pPr>
-      <w:r>
-        <w:rPr>
-          <w:lang w:val="en-US"/>
-        </w:rPr>
-        <w:tab/>
-      </w:r>
+        </w:rPr>
+      </w:pPr>
+      <w:proofErr w:type="spellStart"/>
       <w:r>
         <w:rPr>
           <w:b/>
           <w:bCs/>
           <w:lang w:val="en-US"/>
         </w:rPr>
-        <w:t xml:space="preserve">1.2.2 </w:t>
-      </w:r>
-      <w:proofErr w:type="spellStart"/>
+        <w:t>YouTrack</w:t>
+      </w:r>
+      <w:proofErr w:type="spellEnd"/>
       <w:r>
         <w:rPr>
           <w:b/>
           <w:bCs/>
-          <w:lang w:val="en-US"/>
-        </w:rPr>
-        <w:t>YouTrack</w:t>
-      </w:r>
-      <w:proofErr w:type="spellEnd"/>
+        </w:rPr>
+        <w:t xml:space="preserve"> (</w:t>
+      </w:r>
       <w:r>
         <w:rPr>
           <w:b/>
           <w:bCs/>
-          <w:lang w:val="en-US"/>
-        </w:rPr>
-        <w:t xml:space="preserve"> (</w:t>
+        </w:rPr>
+        <w:t>Рисунок 1.2)</w:t>
       </w:r>
       <w:r>
         <w:rPr>
           <w:b/>
           <w:bCs/>
         </w:rPr>
-        <w:t>Рисунок 1.2)</w:t>
-      </w:r>
-      <w:r>
-        <w:rPr>
-          <w:b/>
-          <w:bCs/>
-          <w:lang w:val="en-US"/>
-        </w:rPr>
         <w:t>: [4]</w:t>
       </w:r>
     </w:p>
     <w:p>
       <w:r>
-        <w:rPr>
-          <w:b/>
-          <w:bCs/>
-          <w:lang w:val="en-US"/>
-        </w:rPr>
         <w:lastRenderedPageBreak/>
-        <w:tab/>
-      </w:r>
-      <w:r>
         <w:t xml:space="preserve">Разработка очень крупной компании </w:t>
       </w:r>
       <w:r>
@@ -1289,6 +1232,9 @@
     </w:p>
     <w:p>
       <w:r>
+        <w:rPr>
+          <w:noProof/>
+        </w:rPr>
         <w:drawing>
           <wp:inline distT="0" distB="0" distL="0" distR="0" wp14:anchorId="07FC98FD" wp14:editId="5053FF5C">
             <wp:extent cx="6120130" cy="3487420"/>
@@ -1329,9 +1275,6 @@
     <w:p>
       <w:pPr>
         <w:pStyle w:val="afe"/>
-        <w:rPr>
-          <w:lang w:val="en-US"/>
-        </w:rPr>
       </w:pPr>
       <w:r>
         <w:t xml:space="preserve">Рисунок 1.2 – интерфейс </w:t>
@@ -1352,43 +1295,25 @@
           <w:bCs/>
         </w:rPr>
       </w:pPr>
-      <w:r>
-        <w:tab/>
-      </w:r>
+      <w:proofErr w:type="spellStart"/>
       <w:r>
         <w:rPr>
           <w:b/>
           <w:bCs/>
-        </w:rPr>
-        <w:t xml:space="preserve">1.2.3 </w:t>
-      </w:r>
-      <w:proofErr w:type="spellStart"/>
+          <w:lang w:val="en-US"/>
+        </w:rPr>
+        <w:t>ClickUp</w:t>
+      </w:r>
+      <w:proofErr w:type="spellEnd"/>
       <w:r>
         <w:rPr>
           <w:b/>
           <w:bCs/>
-          <w:lang w:val="en-US"/>
-        </w:rPr>
-        <w:t>ClickUp</w:t>
-      </w:r>
-      <w:proofErr w:type="spellEnd"/>
-      <w:r>
-        <w:rPr>
-          <w:b/>
-          <w:bCs/>
-          <w:lang w:val="en-US"/>
         </w:rPr>
         <w:t>: [5]</w:t>
       </w:r>
     </w:p>
     <w:p>
-      <w:r>
-        <w:rPr>
-          <w:b/>
-          <w:bCs/>
-        </w:rPr>
-        <w:tab/>
-      </w:r>
       <w:r>
         <w:t>В отличии от предыдущих примеров, в этом проекте есть встроенные чаты, канбан-доски, гибкие права доступа, но всё же есть недочёты, которые оставляют неприятный осадок при использовании сервиса. В список этих недочётов можно отнести производительность, которая сильно снижается при большом количестве задач, а также перегруженность интерфейса функциями</w:t>
       </w:r>
@@ -1484,7 +1409,6 @@
     </w:p>
     <w:p>
       <w:r>
-        <w:tab/>
         <w:t>Проект, созданный в ходе данного курсового проекта, должен вобрать в себя все лучше качества, которые есть у аналогов, но при этом не повторить их ошибок. Ниже будет составлен список требований и параметров, которые должны быть реализованы в итоговом проекте:</w:t>
       </w:r>
     </w:p>
@@ -1636,657 +1560,307 @@
     </w:p>
     <w:p>
       <w:r>
-        <w:tab/>
-        <w:t>В таблице 2.1 были представлены требования к программируемой системе.</w:t>
-      </w:r>
-    </w:p>
-    <w:p>
-      <w:pPr>
-        <w:pStyle w:val="afb"/>
-      </w:pPr>
-      <w:r>
-        <w:t xml:space="preserve">Таблица </w:t>
-      </w:r>
-      <w:r>
-        <w:t>2.1</w:t>
-      </w:r>
-      <w:r>
-        <w:t xml:space="preserve"> – Требования к продукту</w:t>
-      </w:r>
-    </w:p>
-    <w:tbl>
-      <w:tblPr>
-        <w:tblStyle w:val="afd"/>
-        <w:tblW w:w="0" w:type="auto"/>
-        <w:tblLook w:val="04A0" w:firstRow="1" w:lastRow="0" w:firstColumn="1" w:lastColumn="0" w:noHBand="0" w:noVBand="1"/>
-      </w:tblPr>
-      <w:tblGrid>
-        <w:gridCol w:w="704"/>
-        <w:gridCol w:w="5714"/>
-        <w:gridCol w:w="3210"/>
-      </w:tblGrid>
-      <w:tr>
-        <w:trPr>
-          <w:trHeight w:val="420"/>
-        </w:trPr>
-        <w:tc>
-          <w:tcPr>
-            <w:tcW w:w="704" w:type="dxa"/>
-          </w:tcPr>
-          <w:p>
-            <w:pPr>
-              <w:pStyle w:val="afb"/>
-              <w:rPr>
-                <w:b/>
-                <w:bCs/>
-              </w:rPr>
-            </w:pPr>
-            <w:r>
-              <w:rPr>
-                <w:b/>
-                <w:bCs/>
-              </w:rPr>
-              <w:t>№</w:t>
-            </w:r>
-          </w:p>
-        </w:tc>
-        <w:tc>
-          <w:tcPr>
-            <w:tcW w:w="5714" w:type="dxa"/>
-          </w:tcPr>
-          <w:p>
-            <w:pPr>
-              <w:pStyle w:val="afb"/>
-              <w:rPr>
-                <w:b/>
-                <w:bCs/>
-              </w:rPr>
-            </w:pPr>
-            <w:r>
-              <w:rPr>
-                <w:b/>
-                <w:bCs/>
-              </w:rPr>
-              <w:t>Требование</w:t>
-            </w:r>
-          </w:p>
-        </w:tc>
-        <w:tc>
-          <w:tcPr>
-            <w:tcW w:w="3210" w:type="dxa"/>
-          </w:tcPr>
-          <w:p>
-            <w:pPr>
-              <w:pStyle w:val="afb"/>
-              <w:rPr>
-                <w:b/>
-                <w:bCs/>
-              </w:rPr>
-            </w:pPr>
-            <w:r>
-              <w:rPr>
-                <w:b/>
-                <w:bCs/>
-              </w:rPr>
-              <w:t>Значение</w:t>
-            </w:r>
-          </w:p>
-        </w:tc>
-      </w:tr>
-      <w:tr>
-        <w:trPr>
-          <w:trHeight w:val="420"/>
-        </w:trPr>
-        <w:tc>
-          <w:tcPr>
-            <w:tcW w:w="704" w:type="dxa"/>
-          </w:tcPr>
-          <w:p>
-            <w:pPr>
-              <w:pStyle w:val="afb"/>
-            </w:pPr>
-            <w:r>
-              <w:t>1</w:t>
-            </w:r>
-          </w:p>
-        </w:tc>
-        <w:tc>
-          <w:tcPr>
-            <w:tcW w:w="5714" w:type="dxa"/>
-          </w:tcPr>
-          <w:p>
-            <w:pPr>
-              <w:pStyle w:val="afb"/>
-            </w:pPr>
-            <w:r>
-              <w:t xml:space="preserve">Язык программирования для </w:t>
-            </w:r>
-            <w:proofErr w:type="spellStart"/>
-            <w:r>
-              <w:rPr>
-                <w:lang w:val="en-US"/>
-              </w:rPr>
-              <w:t>BackEnd</w:t>
-            </w:r>
-            <w:proofErr w:type="spellEnd"/>
-            <w:r>
-              <w:t xml:space="preserve"> </w:t>
-            </w:r>
-            <w:r>
-              <w:t>части</w:t>
-            </w:r>
-          </w:p>
-        </w:tc>
-        <w:tc>
-          <w:tcPr>
-            <w:tcW w:w="3210" w:type="dxa"/>
-          </w:tcPr>
-          <w:p>
-            <w:pPr>
-              <w:pStyle w:val="afb"/>
-              <w:rPr>
-                <w:lang w:val="en-US"/>
-              </w:rPr>
-            </w:pPr>
-            <w:r>
-              <w:rPr>
-                <w:lang w:val="en-US"/>
-              </w:rPr>
-              <w:t>PHP</w:t>
-            </w:r>
-          </w:p>
-        </w:tc>
-      </w:tr>
-      <w:tr>
-        <w:trPr>
-          <w:trHeight w:val="420"/>
-        </w:trPr>
-        <w:tc>
-          <w:tcPr>
-            <w:tcW w:w="704" w:type="dxa"/>
-          </w:tcPr>
-          <w:p>
-            <w:pPr>
-              <w:pStyle w:val="afb"/>
-              <w:rPr>
-                <w:lang w:val="en-US"/>
-              </w:rPr>
-            </w:pPr>
-            <w:r>
-              <w:rPr>
-                <w:lang w:val="en-US"/>
-              </w:rPr>
-              <w:t>2</w:t>
-            </w:r>
-          </w:p>
-        </w:tc>
-        <w:tc>
-          <w:tcPr>
-            <w:tcW w:w="5714" w:type="dxa"/>
-          </w:tcPr>
-          <w:p>
-            <w:pPr>
-              <w:pStyle w:val="afb"/>
-            </w:pPr>
-            <w:r>
-              <w:t xml:space="preserve">Язык программирование для </w:t>
-            </w:r>
-            <w:proofErr w:type="spellStart"/>
-            <w:r>
-              <w:rPr>
-                <w:lang w:val="en-US"/>
-              </w:rPr>
-              <w:t>FrontEnd</w:t>
-            </w:r>
-            <w:proofErr w:type="spellEnd"/>
-            <w:r>
-              <w:t xml:space="preserve"> </w:t>
-            </w:r>
-            <w:r>
-              <w:t xml:space="preserve">части </w:t>
-            </w:r>
-          </w:p>
-        </w:tc>
-        <w:tc>
-          <w:tcPr>
-            <w:tcW w:w="3210" w:type="dxa"/>
-          </w:tcPr>
-          <w:p>
-            <w:pPr>
-              <w:pStyle w:val="afb"/>
-              <w:rPr>
-                <w:lang w:val="en-US"/>
-              </w:rPr>
-            </w:pPr>
-            <w:r>
-              <w:rPr>
-                <w:lang w:val="en-US"/>
-              </w:rPr>
-              <w:t>JavaScript</w:t>
-            </w:r>
-          </w:p>
-        </w:tc>
-      </w:tr>
-      <w:tr>
-        <w:trPr>
-          <w:trHeight w:val="1813"/>
-        </w:trPr>
-        <w:tc>
-          <w:tcPr>
-            <w:tcW w:w="704" w:type="dxa"/>
-          </w:tcPr>
-          <w:p>
-            <w:pPr>
-              <w:pStyle w:val="afb"/>
-              <w:rPr>
-                <w:lang w:val="en-US"/>
-              </w:rPr>
-            </w:pPr>
-            <w:r>
-              <w:rPr>
-                <w:lang w:val="en-US"/>
-              </w:rPr>
-              <w:lastRenderedPageBreak/>
-              <w:t>3</w:t>
-            </w:r>
-          </w:p>
-        </w:tc>
-        <w:tc>
-          <w:tcPr>
-            <w:tcW w:w="5714" w:type="dxa"/>
-          </w:tcPr>
-          <w:p>
-            <w:pPr>
-              <w:pStyle w:val="afb"/>
-            </w:pPr>
-            <w:r>
-              <w:t>Корректность работы</w:t>
-            </w:r>
-          </w:p>
-        </w:tc>
-        <w:tc>
-          <w:tcPr>
-            <w:tcW w:w="3210" w:type="dxa"/>
-          </w:tcPr>
-          <w:p>
-            <w:pPr>
-              <w:pStyle w:val="afb"/>
-            </w:pPr>
-            <w:r>
-              <w:t xml:space="preserve">При запуске приложения должен работать весь запланированный функционал на протяжении </w:t>
-            </w:r>
-            <w:r>
-              <w:t>всего времени работы проекта</w:t>
-            </w:r>
-          </w:p>
-        </w:tc>
-      </w:tr>
-      <w:tr>
-        <w:trPr>
-          <w:trHeight w:val="2418"/>
-        </w:trPr>
-        <w:tc>
-          <w:tcPr>
-            <w:tcW w:w="704" w:type="dxa"/>
-          </w:tcPr>
-          <w:p>
-            <w:pPr>
-              <w:pStyle w:val="afb"/>
-            </w:pPr>
-            <w:r>
-              <w:t>4</w:t>
-            </w:r>
-          </w:p>
-        </w:tc>
-        <w:tc>
-          <w:tcPr>
-            <w:tcW w:w="5714" w:type="dxa"/>
-          </w:tcPr>
-          <w:p>
-            <w:pPr>
-              <w:pStyle w:val="afb"/>
-            </w:pPr>
-            <w:r>
-              <w:t>Инструкция по эксплуатации</w:t>
-            </w:r>
-          </w:p>
-        </w:tc>
-        <w:tc>
-          <w:tcPr>
-            <w:tcW w:w="3210" w:type="dxa"/>
-          </w:tcPr>
-          <w:p>
-            <w:pPr>
-              <w:pStyle w:val="afb"/>
-            </w:pPr>
-            <w:r>
-              <w:t>Должна быть написана инструкция по эксплуатации, содержащая основные рекомендации по работе в приложении, решении возможных ошибок при запуске или работе программы</w:t>
-            </w:r>
-          </w:p>
-        </w:tc>
-      </w:tr>
-      <w:tr>
-        <w:trPr>
-          <w:trHeight w:val="420"/>
-        </w:trPr>
-        <w:tc>
-          <w:tcPr>
-            <w:tcW w:w="704" w:type="dxa"/>
-          </w:tcPr>
-          <w:p>
-            <w:pPr>
-              <w:pStyle w:val="afb"/>
-            </w:pPr>
-            <w:r>
-              <w:t>5</w:t>
-            </w:r>
-          </w:p>
-        </w:tc>
-        <w:tc>
-          <w:tcPr>
-            <w:tcW w:w="5714" w:type="dxa"/>
-          </w:tcPr>
-          <w:p>
-            <w:pPr>
-              <w:pStyle w:val="afb"/>
-            </w:pPr>
-            <w:r>
-              <w:t>База данных</w:t>
-            </w:r>
-          </w:p>
-        </w:tc>
-        <w:tc>
-          <w:tcPr>
-            <w:tcW w:w="3210" w:type="dxa"/>
-          </w:tcPr>
-          <w:p>
-            <w:pPr>
-              <w:pStyle w:val="afb"/>
-              <w:rPr>
-                <w:lang w:val="en-US"/>
-              </w:rPr>
-            </w:pPr>
-            <w:r>
-              <w:rPr>
-                <w:lang w:val="en-US"/>
-              </w:rPr>
-              <w:t>PostgreSQL</w:t>
-            </w:r>
-          </w:p>
-        </w:tc>
-      </w:tr>
-      <w:tr>
-        <w:trPr>
-          <w:trHeight w:val="1322"/>
-        </w:trPr>
-        <w:tc>
-          <w:tcPr>
-            <w:tcW w:w="704" w:type="dxa"/>
-          </w:tcPr>
-          <w:p>
-            <w:pPr>
-              <w:pStyle w:val="afb"/>
-              <w:rPr>
-                <w:lang w:val="en-US"/>
-              </w:rPr>
-            </w:pPr>
-            <w:r>
-              <w:rPr>
-                <w:lang w:val="en-US"/>
-              </w:rPr>
-              <w:t>6</w:t>
-            </w:r>
-          </w:p>
-        </w:tc>
-        <w:tc>
-          <w:tcPr>
-            <w:tcW w:w="5714" w:type="dxa"/>
-          </w:tcPr>
-          <w:p>
-            <w:pPr>
-              <w:pStyle w:val="afb"/>
-            </w:pPr>
-            <w:r>
-              <w:t>Уровни доступа</w:t>
-            </w:r>
-          </w:p>
-        </w:tc>
-        <w:tc>
-          <w:tcPr>
-            <w:tcW w:w="3210" w:type="dxa"/>
-          </w:tcPr>
-          <w:p>
-            <w:pPr>
-              <w:pStyle w:val="afb"/>
-            </w:pPr>
-            <w:r>
-              <w:t>Должно быть реализовано три уровня доступа: гость, пользователь, администратор</w:t>
-            </w:r>
-          </w:p>
-        </w:tc>
-      </w:tr>
-      <w:tr>
-        <w:trPr>
-          <w:trHeight w:val="420"/>
-        </w:trPr>
-        <w:tc>
-          <w:tcPr>
-            <w:tcW w:w="704" w:type="dxa"/>
-          </w:tcPr>
-          <w:p>
-            <w:pPr>
-              <w:pStyle w:val="afb"/>
-            </w:pPr>
-            <w:r>
-              <w:t>7</w:t>
-            </w:r>
-          </w:p>
-        </w:tc>
-        <w:tc>
-          <w:tcPr>
-            <w:tcW w:w="5714" w:type="dxa"/>
-          </w:tcPr>
-          <w:p>
-            <w:pPr>
-              <w:pStyle w:val="afb"/>
-            </w:pPr>
-            <w:r>
-              <w:t>Авторизация</w:t>
-            </w:r>
-          </w:p>
-        </w:tc>
-        <w:tc>
-          <w:tcPr>
-            <w:tcW w:w="3210" w:type="dxa"/>
-          </w:tcPr>
-          <w:p>
-            <w:pPr>
-              <w:pStyle w:val="afb"/>
-            </w:pPr>
-            <w:r>
-              <w:t>Должна быть реализована функция авторизации по одноразовому коду, который высылается на почту</w:t>
-            </w:r>
-          </w:p>
-        </w:tc>
-      </w:tr>
-      <w:tr>
-        <w:trPr>
-          <w:trHeight w:val="973"/>
-        </w:trPr>
-        <w:tc>
-          <w:tcPr>
-            <w:tcW w:w="704" w:type="dxa"/>
-          </w:tcPr>
-          <w:p>
-            <w:pPr>
-              <w:pStyle w:val="afb"/>
-            </w:pPr>
-            <w:r>
-              <w:t>8</w:t>
-            </w:r>
-          </w:p>
-        </w:tc>
-        <w:tc>
-          <w:tcPr>
-            <w:tcW w:w="5714" w:type="dxa"/>
-          </w:tcPr>
-          <w:p>
-            <w:pPr>
-              <w:pStyle w:val="afb"/>
-            </w:pPr>
-            <w:r>
-              <w:t xml:space="preserve">Применение правила </w:t>
-            </w:r>
-            <w:r>
-              <w:rPr>
-                <w:lang w:val="en-US"/>
-              </w:rPr>
-              <w:t>REST</w:t>
-            </w:r>
-          </w:p>
-        </w:tc>
-        <w:tc>
-          <w:tcPr>
-            <w:tcW w:w="3210" w:type="dxa"/>
-          </w:tcPr>
-          <w:p>
-            <w:pPr>
-              <w:pStyle w:val="afb"/>
-            </w:pPr>
-            <w:r>
-              <w:t xml:space="preserve">При создании </w:t>
-            </w:r>
-            <w:r>
-              <w:rPr>
-                <w:lang w:val="en-US"/>
-              </w:rPr>
-              <w:t>API</w:t>
-            </w:r>
-            <w:r>
-              <w:t xml:space="preserve"> должно быть использовано правило </w:t>
-            </w:r>
-            <w:r>
-              <w:rPr>
-                <w:lang w:val="en-US"/>
-              </w:rPr>
-              <w:t>REST</w:t>
-            </w:r>
-          </w:p>
-        </w:tc>
-      </w:tr>
-      <w:tr>
-        <w:trPr>
-          <w:trHeight w:val="2404"/>
-        </w:trPr>
-        <w:tc>
-          <w:tcPr>
-            <w:tcW w:w="704" w:type="dxa"/>
-          </w:tcPr>
-          <w:p>
-            <w:pPr>
-              <w:pStyle w:val="afb"/>
-            </w:pPr>
-            <w:r>
-              <w:t>9</w:t>
-            </w:r>
-          </w:p>
-        </w:tc>
-        <w:tc>
-          <w:tcPr>
-            <w:tcW w:w="5714" w:type="dxa"/>
-          </w:tcPr>
-          <w:p>
-            <w:pPr>
-              <w:pStyle w:val="afb"/>
-            </w:pPr>
-            <w:r>
-              <w:t>Интерфейс пользователя</w:t>
-            </w:r>
-          </w:p>
-        </w:tc>
-        <w:tc>
-          <w:tcPr>
-            <w:tcW w:w="3210" w:type="dxa"/>
-          </w:tcPr>
-          <w:p>
-            <w:pPr>
-              <w:pStyle w:val="afb"/>
-            </w:pPr>
-            <w:r>
-              <w:t>Должен быть реализован интерфейс пользователя, поддерживающий корректный пользовательский опыт и позволяющий комфортно использовать все доступные функции продукта</w:t>
-            </w:r>
-          </w:p>
-        </w:tc>
-      </w:tr>
-      <w:tr>
-        <w:trPr>
-          <w:trHeight w:val="3529"/>
-        </w:trPr>
-        <w:tc>
-          <w:tcPr>
-            <w:tcW w:w="704" w:type="dxa"/>
-          </w:tcPr>
-          <w:p>
-            <w:pPr>
-              <w:pStyle w:val="afb"/>
-            </w:pPr>
-            <w:r>
-              <w:t>10</w:t>
-            </w:r>
-          </w:p>
-        </w:tc>
-        <w:tc>
-          <w:tcPr>
-            <w:tcW w:w="5714" w:type="dxa"/>
-          </w:tcPr>
-          <w:p>
-            <w:pPr>
-              <w:pStyle w:val="afb"/>
-            </w:pPr>
-            <w:r>
-              <w:t>Коллаборации</w:t>
-            </w:r>
-          </w:p>
-        </w:tc>
-        <w:tc>
-          <w:tcPr>
-            <w:tcW w:w="3210" w:type="dxa"/>
-          </w:tcPr>
-          <w:p>
-            <w:pPr>
-              <w:pStyle w:val="afb"/>
-            </w:pPr>
-            <w:r>
-              <w:t>Должны быть реализованы группы, которые могут быть созданы пользователями (не обязательно иметь права администратора) для создания и отслеживания задач только внутри этой группы, а также отдельные роли участников, которые также применимы только внутри этой группы</w:t>
-            </w:r>
-          </w:p>
-        </w:tc>
-      </w:tr>
-    </w:tbl>
-    <w:p>
-      <w:pPr>
-        <w:rPr>
-          <w:lang w:val="en-US"/>
-        </w:rPr>
-      </w:pPr>
+        <w:t xml:space="preserve">В данной части курсовой работы будут освещены технические аспекты разработки веб-приложения «Название». Здесь будет обоснован выбор инструментов и средств реализации, представлена архитектура проекта, база данных, а также макет интерфейса. Также в этой главе будут описаны процесс разработки, установки и настройки ПО, результаты тестирования и </w:t>
+      </w:r>
       <w:r>
         <w:lastRenderedPageBreak/>
-        <w:tab/>
-        <w:t>Для описания работы системы были использованы диаграммы, описывающие работу системы в различных её аспектах</w:t>
-      </w:r>
-      <w:r>
-        <w:t xml:space="preserve">. Были спроектированы диаграмма состояний (Рисунок 2.1), </w:t>
+        <w:t>сопроводительная документация. Технологическая часть проекта продемонстрирует практическую реализацию требований, сформулированных в теоретической части, и послужит основой для разработки полноценного продукта.</w:t>
+      </w:r>
+    </w:p>
+    <w:p>
+      <w:pPr>
+        <w:pStyle w:val="af0"/>
+      </w:pPr>
+      <w:r>
+        <w:t>2.1 Выбор средств и инструментов для реализации проекта</w:t>
+      </w:r>
+    </w:p>
+    <w:p>
+      <w:r>
+        <w:t>Для разработки курсового проекта требуется мощный стек технологий, который обеспечит долгую и стабильную работу проекта, а также будет легко масштабируем в будущем, при расширении и обновлении сервиса.</w:t>
+      </w:r>
+    </w:p>
+    <w:p>
+      <w:pPr>
+        <w:pStyle w:val="af0"/>
+      </w:pPr>
+      <w:r>
+        <w:t>Выбор языка для серверной части проекта</w:t>
+      </w:r>
+    </w:p>
+    <w:p>
+      <w:r>
+        <w:t xml:space="preserve">Для реализации </w:t>
       </w:r>
       <w:proofErr w:type="spellStart"/>
       <w:r>
         <w:rPr>
           <w:lang w:val="en-US"/>
         </w:rPr>
-        <w:t>ErD</w:t>
+        <w:t>BackEnd</w:t>
       </w:r>
       <w:proofErr w:type="spellEnd"/>
       <w:r>
-        <w:t xml:space="preserve"> диаграмма (Рисунок 2.2), а также диаграмма последовательности системы (Рисунок 2.3). Также был создан макет интерфейса (Рисунок 2.4).</w:t>
+        <w:t xml:space="preserve"> части сервиса рассматривались такие языки как: </w:t>
+      </w:r>
+      <w:r>
+        <w:rPr>
+          <w:lang w:val="en-US"/>
+        </w:rPr>
+        <w:t>Python</w:t>
+      </w:r>
+      <w:r>
+        <w:t xml:space="preserve"> </w:t>
+      </w:r>
+      <w:r>
+        <w:t>(</w:t>
+      </w:r>
+      <w:r>
+        <w:rPr>
+          <w:lang w:val="en-US"/>
+        </w:rPr>
+        <w:t>Django</w:t>
+      </w:r>
+      <w:r>
+        <w:t xml:space="preserve"> или </w:t>
+      </w:r>
+      <w:r>
+        <w:rPr>
+          <w:lang w:val="en-US"/>
+        </w:rPr>
+        <w:t>Flask</w:t>
+      </w:r>
+      <w:r>
+        <w:t xml:space="preserve">), </w:t>
+      </w:r>
+      <w:r>
+        <w:rPr>
+          <w:lang w:val="en-US"/>
+        </w:rPr>
+        <w:t>Node</w:t>
+      </w:r>
+      <w:r>
+        <w:t>.</w:t>
+      </w:r>
+      <w:proofErr w:type="spellStart"/>
+      <w:r>
+        <w:rPr>
+          <w:lang w:val="en-US"/>
+        </w:rPr>
+        <w:t>js</w:t>
+      </w:r>
+      <w:proofErr w:type="spellEnd"/>
+      <w:r>
+        <w:t xml:space="preserve"> (</w:t>
+      </w:r>
+      <w:r>
+        <w:rPr>
+          <w:lang w:val="en-US"/>
+        </w:rPr>
+        <w:t>Express</w:t>
+      </w:r>
+      <w:r>
+        <w:t>)</w:t>
+      </w:r>
+      <w:r>
+        <w:t xml:space="preserve"> и </w:t>
+      </w:r>
+      <w:r>
+        <w:rPr>
+          <w:lang w:val="en-US"/>
+        </w:rPr>
+        <w:t>PHP</w:t>
+      </w:r>
+      <w:r>
+        <w:t xml:space="preserve"> без фреймворка. </w:t>
+      </w:r>
+    </w:p>
+    <w:p>
+      <w:pPr>
+        <w:pStyle w:val="af0"/>
+      </w:pPr>
+      <w:r>
+        <w:rPr>
+          <w:lang w:val="en-US"/>
+        </w:rPr>
+        <w:t>Python</w:t>
+      </w:r>
+      <w:r>
+        <w:t xml:space="preserve"> (</w:t>
+      </w:r>
+      <w:r>
+        <w:rPr>
+          <w:lang w:val="en-US"/>
+        </w:rPr>
+        <w:t>Flask</w:t>
+      </w:r>
+      <w:r>
+        <w:t>/</w:t>
+      </w:r>
+      <w:r>
+        <w:rPr>
+          <w:lang w:val="en-US"/>
+        </w:rPr>
+        <w:t>Django)</w:t>
+      </w:r>
+    </w:p>
+    <w:p>
+      <w:r>
+        <w:rPr>
+          <w:lang w:val="en-US"/>
+        </w:rPr>
+        <w:t>Python</w:t>
+      </w:r>
+      <w:r>
+        <w:t xml:space="preserve"> обладает простым синтаксисом</w:t>
+      </w:r>
+      <w:r>
+        <w:t xml:space="preserve"> и огромным списком библиотек. Однако для реализации нашего проекта он мало подходит в силу того, что для развертывания </w:t>
+      </w:r>
+      <w:r>
+        <w:rPr>
+          <w:lang w:val="en-US"/>
+        </w:rPr>
+        <w:t>backend</w:t>
+      </w:r>
+      <w:r>
+        <w:t xml:space="preserve">-у на </w:t>
+      </w:r>
+      <w:r>
+        <w:rPr>
+          <w:lang w:val="en-US"/>
+        </w:rPr>
+        <w:t>python</w:t>
+      </w:r>
+      <w:r>
+        <w:t xml:space="preserve"> </w:t>
+      </w:r>
+      <w:r>
+        <w:t xml:space="preserve">требуются дополнительные зависимости, а также у него более слабая многопоточная нагрузка в сравнении с </w:t>
+      </w:r>
+      <w:r>
+        <w:rPr>
+          <w:lang w:val="en-US"/>
+        </w:rPr>
+        <w:t>PHP</w:t>
+      </w:r>
+      <w:r>
+        <w:t>.</w:t>
+      </w:r>
+    </w:p>
+    <w:p>
+      <w:pPr>
+        <w:pStyle w:val="af0"/>
+        <w:rPr>
+          <w:lang w:val="en-US"/>
+        </w:rPr>
+      </w:pPr>
+      <w:r>
+        <w:rPr>
+          <w:lang w:val="en-US"/>
+        </w:rPr>
+        <w:t>Node</w:t>
+      </w:r>
+      <w:r>
+        <w:t>.</w:t>
+      </w:r>
+      <w:proofErr w:type="spellStart"/>
+      <w:r>
+        <w:rPr>
+          <w:lang w:val="en-US"/>
+        </w:rPr>
+        <w:t>js</w:t>
+      </w:r>
+      <w:proofErr w:type="spellEnd"/>
+      <w:r>
+        <w:t xml:space="preserve"> (</w:t>
+      </w:r>
+      <w:r>
+        <w:rPr>
+          <w:lang w:val="en-US"/>
+        </w:rPr>
+        <w:t>Express)</w:t>
+      </w:r>
+    </w:p>
+    <w:p>
+      <w:r>
+        <w:rPr>
+          <w:lang w:val="en-US"/>
+        </w:rPr>
+        <w:t>Node</w:t>
+      </w:r>
+      <w:r>
+        <w:t>.</w:t>
+      </w:r>
+      <w:proofErr w:type="spellStart"/>
+      <w:r>
+        <w:rPr>
+          <w:lang w:val="en-US"/>
+        </w:rPr>
+        <w:t>js</w:t>
+      </w:r>
+      <w:proofErr w:type="spellEnd"/>
+      <w:r>
+        <w:t xml:space="preserve"> </w:t>
+      </w:r>
+      <w:r>
+        <w:t xml:space="preserve">имеет много преимуществ, такие как </w:t>
+      </w:r>
+      <w:r>
+        <w:t xml:space="preserve">асинхронность и понятный синтаксис. Не смотря на его преимущества, он также не очень подходит для нашей задачи из-за проблемы с </w:t>
+      </w:r>
+      <w:r>
+        <w:rPr>
+          <w:lang w:val="en-US"/>
+        </w:rPr>
+        <w:t>Event</w:t>
+      </w:r>
+      <w:r>
+        <w:t xml:space="preserve"> </w:t>
+      </w:r>
+      <w:r>
+        <w:rPr>
+          <w:lang w:val="en-US"/>
+        </w:rPr>
+        <w:t>loop</w:t>
+      </w:r>
+      <w:r>
+        <w:t xml:space="preserve"> – если произойдет ошибка в </w:t>
+      </w:r>
+      <w:r>
+        <w:rPr>
+          <w:lang w:val="en-US"/>
+        </w:rPr>
+        <w:t>callback</w:t>
+      </w:r>
+      <w:r>
+        <w:t>, то она может остановить весь процесс, что в нашем проекте крайне нежелательно.</w:t>
+      </w:r>
+    </w:p>
+    <w:p>
+      <w:pPr>
+        <w:pStyle w:val="af0"/>
+      </w:pPr>
+      <w:r>
+        <w:rPr>
+          <w:lang w:val="en-US"/>
+        </w:rPr>
+        <w:lastRenderedPageBreak/>
+        <w:t>PHP</w:t>
+      </w:r>
+    </w:p>
+    <w:p>
+      <w:r>
+        <w:rPr>
+          <w:lang w:val="en-US"/>
+        </w:rPr>
+        <w:t>PHP</w:t>
+      </w:r>
+      <w:r>
+        <w:t xml:space="preserve"> </w:t>
+      </w:r>
+      <w:r>
+        <w:t xml:space="preserve">является довольно популярным языком для создания серверной части многих приложений, </w:t>
       </w:r>
     </w:p>
     <w:p>
@@ -2310,25 +1884,7 @@
         </w:numPr>
       </w:pPr>
       <w:r>
-        <w:t>Взаимосвязи родитель/ребенок</w:t>
-      </w:r>
-      <w:r>
-        <w:t xml:space="preserve"> </w:t>
-      </w:r>
-      <w:r>
-        <w:t xml:space="preserve">// DASSAULT </w:t>
-      </w:r>
-      <w:r>
-        <w:t xml:space="preserve">SYSTEMES: </w:t>
-      </w:r>
-      <w:r>
-        <w:t xml:space="preserve">— URL: https://help.solidworks.com/2021/Russian/SolidWorks/sldworks/c_Parent_and_Child_Relations.htm (дата обращения: </w:t>
-      </w:r>
-      <w:r>
-        <w:t>13</w:t>
-      </w:r>
-      <w:r>
-        <w:t>.05.2026).</w:t>
+        <w:t>Взаимосвязи родитель/ребенок // DASSAULT SYSTEMES: — URL: https://help.solidworks.com/2021/Russian/SolidWorks/sldworks/c_Parent_and_Child_Relations.htm (дата обращения: 13.05.2026).</w:t>
       </w:r>
     </w:p>
     <w:p>
@@ -2346,27 +1902,7 @@
         <w:rPr>
           <w:lang w:val="en-US"/>
         </w:rPr>
-        <w:t xml:space="preserve">Linear - the product development system for teams and agents. // </w:t>
-      </w:r>
-      <w:proofErr w:type="gramStart"/>
-      <w:r>
-        <w:rPr>
-          <w:lang w:val="en-US"/>
-        </w:rPr>
-        <w:t>Linear:</w:t>
-      </w:r>
-      <w:r>
-        <w:rPr>
-          <w:lang w:val="en-US"/>
-        </w:rPr>
-        <w:t xml:space="preserve"> —</w:t>
-      </w:r>
-      <w:proofErr w:type="gramEnd"/>
-      <w:r>
-        <w:rPr>
-          <w:lang w:val="en-US"/>
-        </w:rPr>
-        <w:t xml:space="preserve"> URL: https://linear.app/ (</w:t>
+        <w:t>Linear - the product development system for teams and agents. // Linear: — URL: https://linear.app/ (</w:t>
       </w:r>
       <w:r>
         <w:t>дата</w:t>
@@ -2551,19 +2087,7 @@
       </w:r>
       <w:proofErr w:type="spellEnd"/>
       <w:r>
-        <w:t>:</w:t>
-      </w:r>
-      <w:r>
-        <w:t xml:space="preserve"> </w:t>
-      </w:r>
-      <w:r>
-        <w:t xml:space="preserve">— URL: https://www.jetbrains.com/ru-ru/youtrack/features/ (дата обращения: </w:t>
-      </w:r>
-      <w:r>
-        <w:t>13</w:t>
-      </w:r>
-      <w:r>
-        <w:t>.05.2026).</w:t>
+        <w:t>: — URL: https://www.jetbrains.com/ru-ru/youtrack/features/ (дата обращения: 13.05.2026).</w:t>
       </w:r>
     </w:p>
     <w:p>
@@ -2584,7 +2108,6 @@
         <w:t xml:space="preserve">Intro to Team view // </w:t>
       </w:r>
       <w:proofErr w:type="spellStart"/>
-      <w:proofErr w:type="gramStart"/>
       <w:r>
         <w:rPr>
           <w:lang w:val="en-US"/>
@@ -2596,14 +2119,7 @@
         <w:rPr>
           <w:lang w:val="en-US"/>
         </w:rPr>
-        <w:t>: —</w:t>
-      </w:r>
-      <w:proofErr w:type="gramEnd"/>
-      <w:r>
-        <w:rPr>
-          <w:lang w:val="en-US"/>
-        </w:rPr>
-        <w:t xml:space="preserve"> URL: https://help.clickup.com/hc/en-us/articles/6310063253911-Intro-to-Team-view (</w:t>
+        <w:t>: — URL: https://help.clickup.com/hc/en-us/articles/6310063253911-Intro-to-Team-view (</w:t>
       </w:r>
       <w:r>
         <w:t>дата</w:t>
@@ -2621,19 +2137,7 @@
         <w:rPr>
           <w:lang w:val="en-US"/>
         </w:rPr>
-        <w:t xml:space="preserve">: </w:t>
-      </w:r>
-      <w:r>
-        <w:rPr>
-          <w:lang w:val="en-US"/>
-        </w:rPr>
-        <w:t>14</w:t>
-      </w:r>
-      <w:r>
-        <w:rPr>
-          <w:lang w:val="en-US"/>
-        </w:rPr>
-        <w:t>.05.2026).</w:t>
+        <w:t>: 14.05.2026).</w:t>
       </w:r>
     </w:p>
     <w:p>
@@ -2687,14 +2191,7 @@
         <w:rPr>
           <w:lang w:val="en-US"/>
         </w:rPr>
-        <w:t xml:space="preserve"> / Ranga </w:t>
-      </w:r>
-      <w:proofErr w:type="gramStart"/>
-      <w:r>
-        <w:rPr>
-          <w:lang w:val="en-US"/>
-        </w:rPr>
-        <w:t xml:space="preserve">Karanam // </w:t>
+        <w:t xml:space="preserve"> / Ranga Karanam // </w:t>
       </w:r>
       <w:proofErr w:type="spellStart"/>
       <w:r>
@@ -2717,14 +2214,7 @@
         <w:rPr>
           <w:lang w:val="en-US"/>
         </w:rPr>
-        <w:t>—</w:t>
-      </w:r>
-      <w:proofErr w:type="gramEnd"/>
-      <w:r>
-        <w:rPr>
-          <w:lang w:val="en-US"/>
-        </w:rPr>
-        <w:t xml:space="preserve"> URL: https://habr.com/ru/articles/483202/ (</w:t>
+        <w:t>— URL: https://habr.com/ru/articles/483202/ (</w:t>
       </w:r>
       <w:r>
         <w:t>дата</w:t>
@@ -2783,16 +2273,7 @@
       </w:r>
       <w:proofErr w:type="spellEnd"/>
       <w:r>
-        <w:t xml:space="preserve"> </w:t>
-      </w:r>
-      <w:r>
-        <w:t xml:space="preserve">// </w:t>
-      </w:r>
-      <w:r>
-        <w:t xml:space="preserve">Kaspersky: </w:t>
-      </w:r>
-      <w:r>
-        <w:t>— URL: https://www.kaspersky.ru/blog/what_is_two_factor_authenticatio/4272/ (дата обращения: 29.05.2026).</w:t>
+        <w:t xml:space="preserve"> // Kaspersky: — URL: https://www.kaspersky.ru/blog/what_is_two_factor_authenticatio/4272/ (дата обращения: 29.05.2026).</w:t>
       </w:r>
     </w:p>
     <w:sectPr>
@@ -4270,9 +3751,10 @@
     <w:name w:val="Normal"/>
     <w:aliases w:val="Основной текст КУРС"/>
     <w:qFormat/>
-    <w:rsid w:val="003A5F61"/>
+    <w:rsid w:val="00CD1710"/>
     <w:pPr>
       <w:spacing w:after="0" w:line="360" w:lineRule="auto"/>
+      <w:ind w:firstLine="709"/>
       <w:jc w:val="both"/>
     </w:pPr>
     <w:rPr>
@@ -4668,6 +4150,7 @@
       <w:numPr>
         <w:ilvl w:val="1"/>
       </w:numPr>
+      <w:ind w:firstLine="709"/>
     </w:pPr>
     <w:rPr>
       <w:rFonts w:eastAsiaTheme="majorEastAsia" w:cstheme="majorBidi"/>
